--- a/application/GMU cover letter 2020-12.docx
+++ b/application/GMU cover letter 2020-12.docx
@@ -10,6 +10,8 @@
           <w:szCs w:val="24"/>
         </w:rPr>
       </w:pPr>
+      <w:bookmarkStart w:id="0" w:name="_GoBack"/>
+      <w:bookmarkEnd w:id="0"/>
       <w:r>
         <w:rPr>
           <w:rFonts w:ascii="Times New Roman" w:eastAsia="Times New Roman" w:hAnsi="Times New Roman" w:cs="Times New Roman"/>
@@ -281,7 +283,7 @@
           <w:sz w:val="24"/>
           <w:szCs w:val="24"/>
         </w:rPr>
-        <w:t xml:space="preserve"> I have co-authored more than 40 peer-reviewed publications, with 2,597 citations and an H-index of 28, according to Google Scholar. </w:t>
+        <w:t xml:space="preserve"> I have co-authored more than 50 peer-reviewed publications, with 2,597 citations and an H-index of 28, according to Google Scholar. </w:t>
       </w:r>
       <w:r>
         <w:rPr>
@@ -407,8 +409,6 @@
         </w:rPr>
         <w:t xml:space="preserve"> methods, and I look forward to expanding this role.</w:t>
       </w:r>
-      <w:bookmarkStart w:id="0" w:name="_GoBack"/>
-      <w:bookmarkEnd w:id="0"/>
     </w:p>
     <w:p>
       <w:pPr>
@@ -441,32 +441,25 @@
           <w:sz w:val="24"/>
           <w:szCs w:val="24"/>
         </w:rPr>
-        <w:t>th the exceptional faculty and teaching statistics within the public health curriculum. I am presenting a poster at the Society of Epidemiologic Research this month, and</w:t>
-      </w:r>
-      <w:r>
-        <w:rPr>
-          <w:rFonts w:ascii="Times New Roman" w:eastAsia="Times New Roman" w:hAnsi="Times New Roman" w:cs="Times New Roman"/>
-          <w:sz w:val="24"/>
-          <w:szCs w:val="24"/>
-        </w:rPr>
-        <w:t xml:space="preserve"> I</w:t>
-      </w:r>
-      <w:r>
-        <w:rPr>
-          <w:rFonts w:ascii="Times New Roman" w:eastAsia="Times New Roman" w:hAnsi="Times New Roman" w:cs="Times New Roman"/>
-          <w:sz w:val="24"/>
-          <w:szCs w:val="24"/>
-        </w:rPr>
-        <w:t xml:space="preserve"> welcome a chance to discuss my research at that time or another convenient time. I loo</w:t>
-      </w:r>
-      <w:r>
-        <w:rPr>
-          <w:rFonts w:ascii="Times New Roman" w:eastAsia="Times New Roman" w:hAnsi="Times New Roman" w:cs="Times New Roman"/>
-          <w:sz w:val="24"/>
-          <w:szCs w:val="24"/>
-        </w:rPr>
-        <w:t>k forward to hearing from the committee and thank you for consideration of my application.</w:t>
-      </w:r>
+        <w:t>th the exceptional faculty and teaching statistics within the public health curriculum. I am presenting a poster at the Society of Epidemiologic Research this month, and I welcome a chance to discuss my research at that time or another convenient time. I l</w:t>
+      </w:r>
+      <w:r>
+        <w:rPr>
+          <w:rFonts w:ascii="Times New Roman" w:eastAsia="Times New Roman" w:hAnsi="Times New Roman" w:cs="Times New Roman"/>
+          <w:sz w:val="24"/>
+          <w:szCs w:val="24"/>
+        </w:rPr>
+        <w:t>ook forward to hearing from the committee and thank you for consideration of my application.</w:t>
+      </w:r>
+    </w:p>
+    <w:p>
+      <w:pPr>
+        <w:rPr>
+          <w:rFonts w:ascii="Times New Roman" w:eastAsia="Times New Roman" w:hAnsi="Times New Roman" w:cs="Times New Roman"/>
+          <w:sz w:val="24"/>
+          <w:szCs w:val="24"/>
+        </w:rPr>
+      </w:pPr>
     </w:p>
     <w:p>
       <w:pPr>
@@ -493,6 +486,15 @@
         </w:rPr>
         <w:t>Sincerely,</w:t>
       </w:r>
+    </w:p>
+    <w:p>
+      <w:pPr>
+        <w:rPr>
+          <w:rFonts w:ascii="Times New Roman" w:eastAsia="Times New Roman" w:hAnsi="Times New Roman" w:cs="Times New Roman"/>
+          <w:sz w:val="24"/>
+          <w:szCs w:val="24"/>
+        </w:rPr>
+      </w:pPr>
     </w:p>
     <w:p>
       <w:pPr>

--- a/application/GMU cover letter 2020-12.docx
+++ b/application/GMU cover letter 2020-12.docx
@@ -224,7 +224,7 @@
           <w:sz w:val="24"/>
           <w:szCs w:val="24"/>
         </w:rPr>
-        <w:t>I am writing to apply for the faculty position in Biostatistics at the Department of Global and Community Health in the College of Health and Human Services. I am currently a postdoctoral fellow at the Nationa</w:t>
+        <w:t>I am writing to apply for the faculty position in biostatistics at the Department of Global and Community Health in the College of Health and Human Services. I am currently a postdoctoral fellow at the Nationa</w:t>
       </w:r>
       <w:r>
         <w:rPr>
@@ -283,39 +283,39 @@
           <w:sz w:val="24"/>
           <w:szCs w:val="24"/>
         </w:rPr>
-        <w:t xml:space="preserve"> I have co-authored more than 50 peer-reviewed publications, with 2,597 citations and an H-index of 28, according to Google Scholar. </w:t>
-      </w:r>
-      <w:r>
-        <w:rPr>
-          <w:rFonts w:ascii="Times New Roman" w:eastAsia="Times New Roman" w:hAnsi="Times New Roman" w:cs="Times New Roman"/>
-          <w:sz w:val="24"/>
-          <w:szCs w:val="24"/>
-        </w:rPr>
-        <w:t>As a graduate student in Dr. Kari North’s research group, I applied b</w:t>
-      </w:r>
-      <w:r>
-        <w:rPr>
-          <w:rFonts w:ascii="Times New Roman" w:eastAsia="Times New Roman" w:hAnsi="Times New Roman" w:cs="Times New Roman"/>
-          <w:sz w:val="24"/>
-          <w:szCs w:val="24"/>
-        </w:rPr>
-        <w:t>oth longitudinal and latent class methods in my dissertation to better understand the relationships between early infant growth and lipid levels in adolescence. From this work I have published two first author manuscripts, with another in review. My work a</w:t>
-      </w:r>
-      <w:r>
-        <w:rPr>
-          <w:rFonts w:ascii="Times New Roman" w:eastAsia="Times New Roman" w:hAnsi="Times New Roman" w:cs="Times New Roman"/>
-          <w:sz w:val="24"/>
-          <w:szCs w:val="24"/>
-        </w:rPr>
-        <w:t xml:space="preserve">s a graduate student further solidified my passion for public health research, and I was very happy to continue along this track at my current postdoctoral fellowship at NIEHS. In my current position, I have developed work focusing on familial correlation </w:t>
-      </w:r>
-      <w:r>
-        <w:rPr>
-          <w:rFonts w:ascii="Times New Roman" w:eastAsia="Times New Roman" w:hAnsi="Times New Roman" w:cs="Times New Roman"/>
-          <w:sz w:val="24"/>
-          <w:szCs w:val="24"/>
-        </w:rPr>
-        <w:t>of age at breast cancer onset using a combination of</w:t>
+        <w:t xml:space="preserve"> I have authored five and co-authored more than 40 peer-reviewed publications, with 2,597 citations and an H-index of 28, according to Google Scholar. </w:t>
+      </w:r>
+      <w:r>
+        <w:rPr>
+          <w:rFonts w:ascii="Times New Roman" w:eastAsia="Times New Roman" w:hAnsi="Times New Roman" w:cs="Times New Roman"/>
+          <w:sz w:val="24"/>
+          <w:szCs w:val="24"/>
+        </w:rPr>
+        <w:t xml:space="preserve">As a graduate student in Dr. Kari North’s research </w:t>
+      </w:r>
+      <w:r>
+        <w:rPr>
+          <w:rFonts w:ascii="Times New Roman" w:eastAsia="Times New Roman" w:hAnsi="Times New Roman" w:cs="Times New Roman"/>
+          <w:sz w:val="24"/>
+          <w:szCs w:val="24"/>
+        </w:rPr>
+        <w:t>group, I applied both longitudinal and latent class methods in my dissertation to better understand the relationships between early infant growth and lipid levels in adolescence. From this work I have published two first author manuscripts, with another in</w:t>
+      </w:r>
+      <w:r>
+        <w:rPr>
+          <w:rFonts w:ascii="Times New Roman" w:eastAsia="Times New Roman" w:hAnsi="Times New Roman" w:cs="Times New Roman"/>
+          <w:sz w:val="24"/>
+          <w:szCs w:val="24"/>
+        </w:rPr>
+        <w:t xml:space="preserve"> preparation. My work as a graduate student further solidified my passion for public health research, and I was very happy to continue along this track at my current postdoctoral fellowship at NIEHS. In my current position, I have developed work focusing o</w:t>
+      </w:r>
+      <w:r>
+        <w:rPr>
+          <w:rFonts w:ascii="Times New Roman" w:eastAsia="Times New Roman" w:hAnsi="Times New Roman" w:cs="Times New Roman"/>
+          <w:sz w:val="24"/>
+          <w:szCs w:val="24"/>
+        </w:rPr>
+        <w:t>n familial correlation of age at breast cancer onset using a combination of</w:t>
       </w:r>
       <w:r>
         <w:rPr>
@@ -332,49 +332,49 @@
           <w:sz w:val="24"/>
           <w:szCs w:val="24"/>
         </w:rPr>
-        <w:t xml:space="preserve">survival models and time-dependent covariates. My current focus is on iron biomarkers and the occurrence of breast cancer. Future plans include the application of all these statistical methods to better </w:t>
-      </w:r>
-      <w:r>
-        <w:rPr>
-          <w:rFonts w:ascii="Times New Roman" w:eastAsia="Times New Roman" w:hAnsi="Times New Roman" w:cs="Times New Roman"/>
-          <w:sz w:val="24"/>
-          <w:szCs w:val="24"/>
-        </w:rPr>
-        <w:t>understand the role of modifiable lifestyle change in breast cancer and mortality outcomes.</w:t>
-      </w:r>
-    </w:p>
-    <w:p>
-      <w:pPr>
-        <w:rPr>
-          <w:rFonts w:ascii="Times New Roman" w:eastAsia="Times New Roman" w:hAnsi="Times New Roman" w:cs="Times New Roman"/>
-          <w:sz w:val="24"/>
-          <w:szCs w:val="24"/>
-        </w:rPr>
-      </w:pPr>
-    </w:p>
-    <w:p>
-      <w:pPr>
-        <w:rPr>
-          <w:rFonts w:ascii="Times New Roman" w:eastAsia="Times New Roman" w:hAnsi="Times New Roman" w:cs="Times New Roman"/>
-          <w:sz w:val="24"/>
-          <w:szCs w:val="24"/>
-        </w:rPr>
-      </w:pPr>
-      <w:r>
-        <w:rPr>
-          <w:rFonts w:ascii="Times New Roman" w:eastAsia="Times New Roman" w:hAnsi="Times New Roman" w:cs="Times New Roman"/>
-          <w:sz w:val="24"/>
-          <w:szCs w:val="24"/>
-        </w:rPr>
-        <w:t>Your new Ph.D. program in public health offers an exciting opportunity to teach graduate students statistical methods in a public health context. My first teaching</w:t>
-      </w:r>
-      <w:r>
-        <w:rPr>
-          <w:rFonts w:ascii="Times New Roman" w:eastAsia="Times New Roman" w:hAnsi="Times New Roman" w:cs="Times New Roman"/>
-          <w:sz w:val="24"/>
-          <w:szCs w:val="24"/>
-        </w:rPr>
-        <w:t xml:space="preserve">-related experience was as a statistician functioning in an advisory role to undergraduate students, graduate students, postdoctoral fellows and professors in health professions as they were applying statistical </w:t>
+        <w:t>survival models and time-dependent covariates. My current focus is on iron biomarkers and the occurrence of breast cancer. Future plans include the application of all these statist</w:t>
+      </w:r>
+      <w:r>
+        <w:rPr>
+          <w:rFonts w:ascii="Times New Roman" w:eastAsia="Times New Roman" w:hAnsi="Times New Roman" w:cs="Times New Roman"/>
+          <w:sz w:val="24"/>
+          <w:szCs w:val="24"/>
+        </w:rPr>
+        <w:t>ical methods to better understand the role of modifiable lifestyle change in breast cancer and mortality outcomes.</w:t>
+      </w:r>
+    </w:p>
+    <w:p>
+      <w:pPr>
+        <w:rPr>
+          <w:rFonts w:ascii="Times New Roman" w:eastAsia="Times New Roman" w:hAnsi="Times New Roman" w:cs="Times New Roman"/>
+          <w:sz w:val="24"/>
+          <w:szCs w:val="24"/>
+        </w:rPr>
+      </w:pPr>
+    </w:p>
+    <w:p>
+      <w:pPr>
+        <w:rPr>
+          <w:rFonts w:ascii="Times New Roman" w:eastAsia="Times New Roman" w:hAnsi="Times New Roman" w:cs="Times New Roman"/>
+          <w:sz w:val="24"/>
+          <w:szCs w:val="24"/>
+        </w:rPr>
+      </w:pPr>
+      <w:r>
+        <w:rPr>
+          <w:rFonts w:ascii="Times New Roman" w:eastAsia="Times New Roman" w:hAnsi="Times New Roman" w:cs="Times New Roman"/>
+          <w:sz w:val="24"/>
+          <w:szCs w:val="24"/>
+        </w:rPr>
+        <w:t>Your new Ph.D. program in public health offers an exciting opportunity to teach graduate students statistical methods in a public health con</w:t>
+      </w:r>
+      <w:r>
+        <w:rPr>
+          <w:rFonts w:ascii="Times New Roman" w:eastAsia="Times New Roman" w:hAnsi="Times New Roman" w:cs="Times New Roman"/>
+          <w:sz w:val="24"/>
+          <w:szCs w:val="24"/>
+        </w:rPr>
+        <w:t xml:space="preserve">text. My first teaching-related experience was as a statistician functioning in an advisory role to undergraduate students, graduate students, </w:t>
       </w:r>
       <w:r>
         <w:rPr>
@@ -383,73 +383,73 @@
           <w:szCs w:val="24"/>
         </w:rPr>
         <w:lastRenderedPageBreak/>
-        <w:t>methods for their peer-reviewed manuscripts.</w:t>
-      </w:r>
-      <w:r>
-        <w:rPr>
-          <w:rFonts w:ascii="Times New Roman" w:eastAsia="Times New Roman" w:hAnsi="Times New Roman" w:cs="Times New Roman"/>
-          <w:sz w:val="24"/>
-          <w:szCs w:val="24"/>
-        </w:rPr>
-        <w:t xml:space="preserve"> During my experience as a teaching assistant in the advanced epidemiologic methods class in graduate school, I organized class material into a Github group repository. I am very interested in expanding this approach in online resource management with Gith</w:t>
-      </w:r>
-      <w:r>
-        <w:rPr>
-          <w:rFonts w:ascii="Times New Roman" w:eastAsia="Times New Roman" w:hAnsi="Times New Roman" w:cs="Times New Roman"/>
-          <w:sz w:val="24"/>
-          <w:szCs w:val="24"/>
-        </w:rPr>
-        <w:t>ub Classroom. I have also taught a short-course in introductory statistics as a postdoctoral fellow. These experiences were a rewarding opportunity to share knowledge and help current and future researchers address scientific hypotheses through statistical</w:t>
-      </w:r>
-      <w:r>
-        <w:rPr>
-          <w:rFonts w:ascii="Times New Roman" w:eastAsia="Times New Roman" w:hAnsi="Times New Roman" w:cs="Times New Roman"/>
-          <w:sz w:val="24"/>
-          <w:szCs w:val="24"/>
-        </w:rPr>
-        <w:t xml:space="preserve"> methods, and I look forward to expanding this role.</w:t>
-      </w:r>
-    </w:p>
-    <w:p>
-      <w:pPr>
-        <w:rPr>
-          <w:rFonts w:ascii="Times New Roman" w:eastAsia="Times New Roman" w:hAnsi="Times New Roman" w:cs="Times New Roman"/>
-          <w:sz w:val="24"/>
-          <w:szCs w:val="24"/>
-        </w:rPr>
-      </w:pPr>
-    </w:p>
-    <w:p>
-      <w:pPr>
-        <w:rPr>
-          <w:rFonts w:ascii="Times New Roman" w:eastAsia="Times New Roman" w:hAnsi="Times New Roman" w:cs="Times New Roman"/>
-          <w:sz w:val="24"/>
-          <w:szCs w:val="24"/>
-        </w:rPr>
-      </w:pPr>
-      <w:r>
-        <w:rPr>
-          <w:rFonts w:ascii="Times New Roman" w:eastAsia="Times New Roman" w:hAnsi="Times New Roman" w:cs="Times New Roman"/>
-          <w:sz w:val="24"/>
-          <w:szCs w:val="24"/>
-        </w:rPr>
-        <w:t>The start of the new Ph.D. program in public health at George Mason University also provides a welcome and exciting opportunity for me to establish my independent research program while collaborating wi</w:t>
-      </w:r>
-      <w:r>
-        <w:rPr>
-          <w:rFonts w:ascii="Times New Roman" w:eastAsia="Times New Roman" w:hAnsi="Times New Roman" w:cs="Times New Roman"/>
-          <w:sz w:val="24"/>
-          <w:szCs w:val="24"/>
-        </w:rPr>
-        <w:t>th the exceptional faculty and teaching statistics within the public health curriculum. I am presenting a poster at the Society of Epidemiologic Research this month, and I welcome a chance to discuss my research at that time or another convenient time. I l</w:t>
-      </w:r>
-      <w:r>
-        <w:rPr>
-          <w:rFonts w:ascii="Times New Roman" w:eastAsia="Times New Roman" w:hAnsi="Times New Roman" w:cs="Times New Roman"/>
-          <w:sz w:val="24"/>
-          <w:szCs w:val="24"/>
-        </w:rPr>
-        <w:t>ook forward to hearing from the committee and thank you for consideration of my application.</w:t>
+        <w:t>postdoctoral fellows and professors in health professions as they were applying statistical methods for their pee</w:t>
+      </w:r>
+      <w:r>
+        <w:rPr>
+          <w:rFonts w:ascii="Times New Roman" w:eastAsia="Times New Roman" w:hAnsi="Times New Roman" w:cs="Times New Roman"/>
+          <w:sz w:val="24"/>
+          <w:szCs w:val="24"/>
+        </w:rPr>
+        <w:t>r-reviewed manuscripts. During my experience as a teaching assistant in the advanced epidemiologic methods class in graduate school, I organized class material into a Github group repository. I am very interested in expanding this approach in online resour</w:t>
+      </w:r>
+      <w:r>
+        <w:rPr>
+          <w:rFonts w:ascii="Times New Roman" w:eastAsia="Times New Roman" w:hAnsi="Times New Roman" w:cs="Times New Roman"/>
+          <w:sz w:val="24"/>
+          <w:szCs w:val="24"/>
+        </w:rPr>
+        <w:t>ce management with Github Classroom. I have also taught a short-course in introductory statistics as a postdoctoral fellow. These experiences were a rewarding opportunity to share knowledge and help current and future researchers address scientific hypothe</w:t>
+      </w:r>
+      <w:r>
+        <w:rPr>
+          <w:rFonts w:ascii="Times New Roman" w:eastAsia="Times New Roman" w:hAnsi="Times New Roman" w:cs="Times New Roman"/>
+          <w:sz w:val="24"/>
+          <w:szCs w:val="24"/>
+        </w:rPr>
+        <w:t>ses through statistical methods, and I look forward to expanding this role.</w:t>
+      </w:r>
+    </w:p>
+    <w:p>
+      <w:pPr>
+        <w:rPr>
+          <w:rFonts w:ascii="Times New Roman" w:eastAsia="Times New Roman" w:hAnsi="Times New Roman" w:cs="Times New Roman"/>
+          <w:sz w:val="24"/>
+          <w:szCs w:val="24"/>
+        </w:rPr>
+      </w:pPr>
+    </w:p>
+    <w:p>
+      <w:pPr>
+        <w:rPr>
+          <w:rFonts w:ascii="Times New Roman" w:eastAsia="Times New Roman" w:hAnsi="Times New Roman" w:cs="Times New Roman"/>
+          <w:sz w:val="24"/>
+          <w:szCs w:val="24"/>
+        </w:rPr>
+      </w:pPr>
+      <w:r>
+        <w:rPr>
+          <w:rFonts w:ascii="Times New Roman" w:eastAsia="Times New Roman" w:hAnsi="Times New Roman" w:cs="Times New Roman"/>
+          <w:sz w:val="24"/>
+          <w:szCs w:val="24"/>
+        </w:rPr>
+        <w:t>The start of the new Ph.D. program in public health at George Mason University also provides a welcome and exciting opportunity for me to establish my independent research program</w:t>
+      </w:r>
+      <w:r>
+        <w:rPr>
+          <w:rFonts w:ascii="Times New Roman" w:eastAsia="Times New Roman" w:hAnsi="Times New Roman" w:cs="Times New Roman"/>
+          <w:sz w:val="24"/>
+          <w:szCs w:val="24"/>
+        </w:rPr>
+        <w:t xml:space="preserve"> while collaborating with the exceptional faculty and teaching statistics within the public health curriculum. I am presenting a poster at the Society of Epidemiologic Research this month, and I welcome a chance to discuss my research at that time or anoth</w:t>
+      </w:r>
+      <w:r>
+        <w:rPr>
+          <w:rFonts w:ascii="Times New Roman" w:eastAsia="Times New Roman" w:hAnsi="Times New Roman" w:cs="Times New Roman"/>
+          <w:sz w:val="24"/>
+          <w:szCs w:val="24"/>
+        </w:rPr>
+        <w:t>er convenient time. I look forward to hearing from the committee and thank you for consideration of my application.</w:t>
       </w:r>
     </w:p>
     <w:p>
@@ -667,7 +667,7 @@
       <w:rPr>
         <w:noProof/>
       </w:rPr>
-      <w:t>1</w:t>
+      <w:t>2</w:t>
     </w:r>
     <w:r>
       <w:fldChar w:fldCharType="end"/>
